--- a/docs/guide/project/fa/CryptoCopilot-Guide-FA.docx
+++ b/docs/guide/project/fa/CryptoCopilot-Guide-FA.docx
@@ -11329,7 +11329,7 @@
           <w:szCs w:val="21"/>
           <w:rtl w:val="1"/>
         </w:rPr>
-        <w:t xml:space="preserve"> می‌کند، و </w:t>
+        <w:t xml:space="preserve"> می‌کند. وقتی نظری بخواهید، یک </w:t>
       </w:r>
       <w:r>
         <w:rPr>
@@ -11341,7 +11341,7 @@
           <w:szCs w:val="21"/>
           <w:rtl w:val="1"/>
         </w:rPr>
-        <w:t>همیشه از دادنِ توصیه‌ی معاملاتی خودداری می‌کند</w:t>
+        <w:t>سیگنالِ عملیاتی و ارجاع‌دار</w:t>
       </w:r>
       <w:r>
         <w:rPr>
@@ -11353,7 +11353,31 @@
           <w:szCs w:val="21"/>
           <w:rtl w:val="1"/>
         </w:rPr>
-        <w:t xml:space="preserve">. در یک ارزیابیِ ۲۰ پرسشی به </w:t>
+        <w:t xml:space="preserve"> می‌دهد و آن را </w:t>
+      </w:r>
+      <w:r>
+        <w:rPr>
+          <w:rFonts w:ascii="Calibri" w:hAnsi="Calibri" w:cs="Tahoma"/>
+          <w:b/>
+          <w:i w:val="0"/>
+          <w:color w:val="333A45"/>
+          <w:sz w:val="21"/>
+          <w:szCs w:val="21"/>
+          <w:rtl w:val="1"/>
+        </w:rPr>
+        <w:t>آموزشی، نه توصیه‌ی مالی</w:t>
+      </w:r>
+      <w:r>
+        <w:rPr>
+          <w:rFonts w:ascii="Calibri" w:hAnsi="Calibri" w:cs="Tahoma"/>
+          <w:b w:val="0"/>
+          <w:i w:val="0"/>
+          <w:color w:val="333A45"/>
+          <w:sz w:val="21"/>
+          <w:szCs w:val="21"/>
+          <w:rtl w:val="1"/>
+        </w:rPr>
+        <w:t xml:space="preserve"> علامت می‌زند. در یک ارزیابیِ ۲۰ پرسشی به </w:t>
       </w:r>
       <w:r>
         <w:rPr>
@@ -16178,7 +16202,7 @@
                 <w:szCs w:val="16"/>
                 <w:rtl w:val="1"/>
               </w:rPr>
-              <w:t>بازیابیِ ریشه‌دارِ قوی؛ از پرسش‌های خارج‌از‌پیکره و توصیه‌ی معاملاتی امتناع می‌کند. ≈ ۰ یورو (محلی).</w:t>
+              <w:t>بازیابیِ ریشه‌دارِ قوی؛ نماهای سیگنال‌محورِ ارجاع‌دار می‌دهد، از پرسش‌های خارج‌از‌پیکره امتناع می‌کند. ≈ ۰ یورو (محلی).</w:t>
             </w:r>
           </w:p>
         </w:tc>
